--- a/document_templates/CATs/CAT-notification.docx
+++ b/document_templates/CATs/CAT-notification.docx
@@ -230,8 +230,6 @@
               </w:rPr>
               <w:t>${</w:t>
             </w:r>
-            <w:bookmarkStart w:id="0" w:name="_GoBack"/>
-            <w:bookmarkEnd w:id="0"/>
             <w:r>
               <w:rPr>
                 <w:rFonts w:hint="default" w:ascii="Times New Roman" w:hAnsi="Times New Roman" w:cs="Times New Roman"/>
@@ -1210,14 +1208,6 @@
         <w:gridCol w:w="1533"/>
       </w:tblGrid>
       <w:tr>
-        <w:tblPrEx>
-          <w:tblCellMar>
-            <w:top w:w="0" w:type="dxa"/>
-            <w:left w:w="108" w:type="dxa"/>
-            <w:bottom w:w="0" w:type="dxa"/>
-            <w:right w:w="108" w:type="dxa"/>
-          </w:tblCellMar>
-        </w:tblPrEx>
         <w:trPr>
           <w:trHeight w:val="46" w:hRule="atLeast"/>
         </w:trPr>
@@ -1734,14 +1724,6 @@
         </w:tc>
       </w:tr>
       <w:tr>
-        <w:tblPrEx>
-          <w:tblCellMar>
-            <w:top w:w="0" w:type="dxa"/>
-            <w:left w:w="108" w:type="dxa"/>
-            <w:bottom w:w="0" w:type="dxa"/>
-            <w:right w:w="108" w:type="dxa"/>
-          </w:tblCellMar>
-        </w:tblPrEx>
         <w:trPr>
           <w:trHeight w:val="71" w:hRule="atLeast"/>
         </w:trPr>
@@ -1920,14 +1902,6 @@
         </w:tc>
       </w:tr>
       <w:tr>
-        <w:tblPrEx>
-          <w:tblCellMar>
-            <w:top w:w="0" w:type="dxa"/>
-            <w:left w:w="108" w:type="dxa"/>
-            <w:bottom w:w="0" w:type="dxa"/>
-            <w:right w:w="108" w:type="dxa"/>
-          </w:tblCellMar>
-        </w:tblPrEx>
         <w:trPr>
           <w:trHeight w:val="205" w:hRule="atLeast"/>
         </w:trPr>
@@ -2434,7 +2408,7 @@
                 <w:szCs w:val="24"/>
                 <w:highlight w:val="none"/>
               </w:rPr>
-              <w:t>${type_of_guarantee.name} de ${value}</w:t>
+              <w:t>${type_of_guarantee.name}</w:t>
             </w:r>
             <w:r>
               <w:rPr>
@@ -2444,7 +2418,19 @@
                 <w:highlight w:val="none"/>
                 <w:lang w:val="en-US"/>
               </w:rPr>
-              <w:t xml:space="preserve"> FCFA: </w:t>
+              <w:t xml:space="preserve"> </w:t>
+            </w:r>
+            <w:bookmarkStart w:id="0" w:name="_GoBack"/>
+            <w:bookmarkEnd w:id="0"/>
+            <w:r>
+              <w:rPr>
+                <w:rFonts w:hint="default" w:ascii="Times New Roman" w:hAnsi="Times New Roman" w:cs="Times New Roman"/>
+                <w:sz w:val="24"/>
+                <w:szCs w:val="24"/>
+                <w:highlight w:val="none"/>
+                <w:lang w:val="en-US"/>
+              </w:rPr>
+              <w:t xml:space="preserve">: </w:t>
             </w:r>
             <w:r>
               <w:rPr>

--- a/document_templates/CATs/CAT-notification.docx
+++ b/document_templates/CATs/CAT-notification.docx
@@ -1208,6 +1208,14 @@
         <w:gridCol w:w="1533"/>
       </w:tblGrid>
       <w:tr>
+        <w:tblPrEx>
+          <w:tblCellMar>
+            <w:top w:w="0" w:type="dxa"/>
+            <w:left w:w="108" w:type="dxa"/>
+            <w:bottom w:w="0" w:type="dxa"/>
+            <w:right w:w="108" w:type="dxa"/>
+          </w:tblCellMar>
+        </w:tblPrEx>
         <w:trPr>
           <w:trHeight w:val="46" w:hRule="atLeast"/>
         </w:trPr>
@@ -1724,6 +1732,14 @@
         </w:tc>
       </w:tr>
       <w:tr>
+        <w:tblPrEx>
+          <w:tblCellMar>
+            <w:top w:w="0" w:type="dxa"/>
+            <w:left w:w="108" w:type="dxa"/>
+            <w:bottom w:w="0" w:type="dxa"/>
+            <w:right w:w="108" w:type="dxa"/>
+          </w:tblCellMar>
+        </w:tblPrEx>
         <w:trPr>
           <w:trHeight w:val="71" w:hRule="atLeast"/>
         </w:trPr>
@@ -1902,6 +1918,14 @@
         </w:tc>
       </w:tr>
       <w:tr>
+        <w:tblPrEx>
+          <w:tblCellMar>
+            <w:top w:w="0" w:type="dxa"/>
+            <w:left w:w="108" w:type="dxa"/>
+            <w:bottom w:w="0" w:type="dxa"/>
+            <w:right w:w="108" w:type="dxa"/>
+          </w:tblCellMar>
+        </w:tblPrEx>
         <w:trPr>
           <w:trHeight w:val="205" w:hRule="atLeast"/>
         </w:trPr>
@@ -2418,19 +2442,7 @@
                 <w:highlight w:val="none"/>
                 <w:lang w:val="en-US"/>
               </w:rPr>
-              <w:t xml:space="preserve"> </w:t>
-            </w:r>
-            <w:bookmarkStart w:id="0" w:name="_GoBack"/>
-            <w:bookmarkEnd w:id="0"/>
-            <w:r>
-              <w:rPr>
-                <w:rFonts w:hint="default" w:ascii="Times New Roman" w:hAnsi="Times New Roman" w:cs="Times New Roman"/>
-                <w:sz w:val="24"/>
-                <w:szCs w:val="24"/>
-                <w:highlight w:val="none"/>
-                <w:lang w:val="en-US"/>
-              </w:rPr>
-              <w:t xml:space="preserve">: </w:t>
+              <w:t xml:space="preserve"> : </w:t>
             </w:r>
             <w:r>
               <w:rPr>
@@ -3054,7 +3066,21 @@
                 <w:highlight w:val="none"/>
                 <w:lang w:val="en-US" w:eastAsia="fr-FR"/>
               </w:rPr>
-              <w:t>${guarantee_amount_total} FCFA</w:t>
+              <w:t>${guarantees_total_amount</w:t>
+            </w:r>
+            <w:bookmarkStart w:id="0" w:name="_GoBack"/>
+            <w:bookmarkEnd w:id="0"/>
+            <w:r>
+              <w:rPr>
+                <w:rFonts w:hint="default" w:ascii="Times New Roman" w:hAnsi="Times New Roman" w:cs="Times New Roman"/>
+                <w:b/>
+                <w:bCs/>
+                <w:sz w:val="24"/>
+                <w:szCs w:val="24"/>
+                <w:highlight w:val="none"/>
+                <w:lang w:val="en-US" w:eastAsia="fr-FR"/>
+              </w:rPr>
+              <w:t>} FCFA</w:t>
             </w:r>
           </w:p>
         </w:tc>

--- a/document_templates/CATs/CAT-notification.docx
+++ b/document_templates/CATs/CAT-notification.docx
@@ -2717,20 +2717,9 @@
                 <w:sz w:val="24"/>
                 <w:szCs w:val="24"/>
                 <w:highlight w:val="none"/>
-              </w:rPr>
-            </w:pPr>
-            <w:r>
-              <w:rPr>
-                <w:rFonts w:hint="default" w:ascii="Times New Roman" w:hAnsi="Times New Roman" w:cs="Times New Roman"/>
-                <w:b/>
-                <w:bCs/>
-                <w:sz w:val="24"/>
-                <w:szCs w:val="24"/>
-                <w:highlight w:val="none"/>
-                <w:lang w:eastAsia="fr-FR"/>
-              </w:rPr>
-              <w:t>${</w:t>
-            </w:r>
+                <w:lang w:val="en-US"/>
+              </w:rPr>
+            </w:pPr>
             <w:r>
               <w:rPr>
                 <w:rFonts w:hint="default" w:ascii="Times New Roman" w:hAnsi="Times New Roman" w:cs="Times New Roman"/>
@@ -2741,19 +2730,7 @@
                 <w:highlight w:val="none"/>
                 <w:lang w:val="en-US" w:eastAsia="fr-FR"/>
               </w:rPr>
-              <w:t>notification.</w:t>
-            </w:r>
-            <w:r>
-              <w:rPr>
-                <w:rFonts w:hint="default" w:ascii="Times New Roman" w:hAnsi="Times New Roman" w:cs="Times New Roman"/>
-                <w:b/>
-                <w:bCs/>
-                <w:sz w:val="24"/>
-                <w:szCs w:val="24"/>
-                <w:highlight w:val="none"/>
-                <w:lang w:eastAsia="fr-FR"/>
-              </w:rPr>
-              <w:t xml:space="preserve">verbal_trial.insurance_premium} </w:t>
+              <w:t>Selon la grille de l’assureur</w:t>
             </w:r>
           </w:p>
         </w:tc>
@@ -2872,7 +2849,7 @@
                 <w:highlight w:val="none"/>
                 <w:lang w:val="en-US" w:eastAsia="fr-FR"/>
               </w:rPr>
-              <w:t>notification.</w:t>
+              <w:t>notification.verbal_trial.</w:t>
             </w:r>
             <w:r>
               <w:rPr>
@@ -2931,7 +2908,20 @@
                 <w:highlight w:val="none"/>
                 <w:lang w:val="en-US" w:eastAsia="fr-FR"/>
               </w:rPr>
-              <w:t>notification.</w:t>
+              <w:t>notification.verbal_trial</w:t>
+            </w:r>
+            <w:bookmarkStart w:id="0" w:name="_GoBack"/>
+            <w:bookmarkEnd w:id="0"/>
+            <w:r>
+              <w:rPr>
+                <w:rFonts w:hint="default" w:ascii="Times New Roman" w:hAnsi="Times New Roman" w:cs="Times New Roman"/>
+                <w:b/>
+                <w:sz w:val="24"/>
+                <w:szCs w:val="24"/>
+                <w:highlight w:val="none"/>
+                <w:lang w:val="en-US" w:eastAsia="fr-FR"/>
+              </w:rPr>
+              <w:t>.</w:t>
             </w:r>
             <w:r>
               <w:rPr>
@@ -3066,21 +3056,7 @@
                 <w:highlight w:val="none"/>
                 <w:lang w:val="en-US" w:eastAsia="fr-FR"/>
               </w:rPr>
-              <w:t>${guarantees_total_amount</w:t>
-            </w:r>
-            <w:bookmarkStart w:id="0" w:name="_GoBack"/>
-            <w:bookmarkEnd w:id="0"/>
-            <w:r>
-              <w:rPr>
-                <w:rFonts w:hint="default" w:ascii="Times New Roman" w:hAnsi="Times New Roman" w:cs="Times New Roman"/>
-                <w:b/>
-                <w:bCs/>
-                <w:sz w:val="24"/>
-                <w:szCs w:val="24"/>
-                <w:highlight w:val="none"/>
-                <w:lang w:val="en-US" w:eastAsia="fr-FR"/>
-              </w:rPr>
-              <w:t>} FCFA</w:t>
+              <w:t>${guarantees_total_amount} FCFA</w:t>
             </w:r>
           </w:p>
         </w:tc>

--- a/document_templates/CATs/CAT-notification.docx
+++ b/document_templates/CATs/CAT-notification.docx
@@ -228,32 +228,7 @@
                 <w:highlight w:val="none"/>
                 <w:shd w:val="clear" w:color="auto" w:fill="FFFFFF"/>
               </w:rPr>
-              <w:t>${</w:t>
-            </w:r>
-            <w:r>
-              <w:rPr>
-                <w:rFonts w:hint="default" w:ascii="Times New Roman" w:hAnsi="Times New Roman" w:cs="Times New Roman"/>
-                <w:b/>
-                <w:bCs/>
-                <w:sz w:val="24"/>
-                <w:szCs w:val="24"/>
-                <w:highlight w:val="none"/>
-                <w:shd w:val="clear" w:color="auto" w:fill="FFFFFF"/>
-                <w:lang w:val="en-US"/>
-              </w:rPr>
-              <w:t>notification.</w:t>
-            </w:r>
-            <w:r>
-              <w:rPr>
-                <w:rFonts w:hint="default" w:ascii="Times New Roman" w:hAnsi="Times New Roman" w:cs="Times New Roman"/>
-                <w:b/>
-                <w:bCs/>
-                <w:sz w:val="24"/>
-                <w:szCs w:val="24"/>
-                <w:highlight w:val="none"/>
-                <w:shd w:val="clear" w:color="auto" w:fill="FFFFFF"/>
-              </w:rPr>
-              <w:t>verbal_trial.applicant_full_name}</w:t>
+              <w:t>${client_name}</w:t>
             </w:r>
           </w:p>
         </w:tc>
@@ -731,8 +706,8 @@
                 <wp:positionV relativeFrom="paragraph">
                   <wp:posOffset>43815</wp:posOffset>
                 </wp:positionV>
-                <wp:extent cx="1863090" cy="591820"/>
-                <wp:effectExtent l="0" t="0" r="0" b="0"/>
+                <wp:extent cx="2148840" cy="591820"/>
+                <wp:effectExtent l="4445" t="5080" r="18415" b="12700"/>
                 <wp:wrapNone/>
                 <wp:docPr id="2" name="_x0000_s1026"/>
                 <wp:cNvGraphicFramePr/>
@@ -743,7 +718,7 @@
                       <wps:spPr>
                         <a:xfrm>
                           <a:off x="0" y="0"/>
-                          <a:ext cx="1863090" cy="591820"/>
+                          <a:ext cx="2148840" cy="591820"/>
                         </a:xfrm>
                         <a:prstGeom prst="rect">
                           <a:avLst/>
@@ -798,7 +773,7 @@
           </mc:Choice>
           <mc:Fallback>
             <w:pict>
-              <v:shape id="_x0000_s1026" o:spid="_x0000_s1026" o:spt="202" type="#_x0000_t202" style="position:absolute;left:0pt;margin-left:9.4pt;margin-top:3.45pt;height:46.6pt;width:146.7pt;z-index:251659264;mso-width-relative:page;mso-height-relative:page;" fillcolor="#FFFFFF" filled="t" stroked="t" coordsize="21600,21600" o:allowincell="f" o:gfxdata="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">
+              <v:shape id="_x0000_s1026" o:spid="_x0000_s1026" o:spt="202" type="#_x0000_t202" style="position:absolute;left:0pt;margin-left:9.4pt;margin-top:3.45pt;height:46.6pt;width:169.2pt;z-index:251659264;mso-width-relative:page;mso-height-relative:page;" fillcolor="#FFFFFF" filled="t" stroked="t" coordsize="21600,21600" o:allowincell="f" o:gfxdata="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">
                 <v:fill on="t" focussize="0,0"/>
                 <v:stroke color="#000000" joinstyle="round"/>
                 <v:imagedata o:title=""/>
@@ -887,8 +862,8 @@
                 <wp:positionV relativeFrom="paragraph">
                   <wp:posOffset>231775</wp:posOffset>
                 </wp:positionV>
-                <wp:extent cx="1863090" cy="506730"/>
-                <wp:effectExtent l="0" t="0" r="0" b="0"/>
+                <wp:extent cx="2158365" cy="506730"/>
+                <wp:effectExtent l="4445" t="4445" r="8890" b="22225"/>
                 <wp:wrapNone/>
                 <wp:docPr id="3" name="_x0000_s1027"/>
                 <wp:cNvGraphicFramePr/>
@@ -899,7 +874,7 @@
                       <wps:spPr>
                         <a:xfrm>
                           <a:off x="0" y="0"/>
-                          <a:ext cx="1863090" cy="506730"/>
+                          <a:ext cx="2158365" cy="506730"/>
                         </a:xfrm>
                         <a:prstGeom prst="rect">
                           <a:avLst/>
@@ -1028,7 +1003,7 @@
           </mc:Choice>
           <mc:Fallback>
             <w:pict>
-              <v:shape id="_x0000_s1027" o:spid="_x0000_s1026" o:spt="202" type="#_x0000_t202" style="position:absolute;left:0pt;margin-left:8.35pt;margin-top:18.25pt;height:39.9pt;width:146.7pt;z-index:251660288;mso-width-relative:page;mso-height-relative:page;" fillcolor="#FFFFFF" filled="t" stroked="t" coordsize="21600,21600" o:allowincell="f" o:gfxdata="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">
+              <v:shape id="_x0000_s1027" o:spid="_x0000_s1026" o:spt="202" type="#_x0000_t202" style="position:absolute;left:0pt;margin-left:8.35pt;margin-top:18.25pt;height:39.9pt;width:169.95pt;z-index:251660288;mso-width-relative:page;mso-height-relative:page;" fillcolor="#FFFFFF" filled="t" stroked="t" coordsize="21600,21600" o:allowincell="f" o:gfxdata="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">
                 <v:fill on="t" focussize="0,0"/>
                 <v:stroke color="#000000" joinstyle="round"/>
                 <v:imagedata o:title=""/>
@@ -2908,20 +2883,7 @@
                 <w:highlight w:val="none"/>
                 <w:lang w:val="en-US" w:eastAsia="fr-FR"/>
               </w:rPr>
-              <w:t>notification.verbal_trial</w:t>
-            </w:r>
-            <w:bookmarkStart w:id="0" w:name="_GoBack"/>
-            <w:bookmarkEnd w:id="0"/>
-            <w:r>
-              <w:rPr>
-                <w:rFonts w:hint="default" w:ascii="Times New Roman" w:hAnsi="Times New Roman" w:cs="Times New Roman"/>
-                <w:b/>
-                <w:sz w:val="24"/>
-                <w:szCs w:val="24"/>
-                <w:highlight w:val="none"/>
-                <w:lang w:val="en-US" w:eastAsia="fr-FR"/>
-              </w:rPr>
-              <w:t>.</w:t>
+              <w:t>notification.verbal_trial.</w:t>
             </w:r>
             <w:r>
               <w:rPr>
@@ -3798,18 +3760,6 @@
                 <w:highlight w:val="none"/>
               </w:rPr>
             </w:pPr>
-            <w:r>
-              <w:rPr>
-                <w:rFonts w:hint="default" w:ascii="Times New Roman" w:hAnsi="Times New Roman" w:cs="Times New Roman"/>
-                <w:b/>
-                <w:color w:val="F79646"/>
-                <w:sz w:val="24"/>
-                <w:szCs w:val="24"/>
-                <w:highlight w:val="none"/>
-                <w:lang w:eastAsia="fr-FR"/>
-              </w:rPr>
-              <w:t xml:space="preserve">Total </w:t>
-            </w:r>
           </w:p>
         </w:tc>
         <w:tc>
@@ -3836,18 +3786,8 @@
                 <w:highlight w:val="none"/>
               </w:rPr>
             </w:pPr>
-            <w:r>
-              <w:rPr>
-                <w:rFonts w:hint="default" w:ascii="Times New Roman" w:hAnsi="Times New Roman" w:cs="Times New Roman"/>
-                <w:b/>
-                <w:bCs/>
-                <w:sz w:val="24"/>
-                <w:szCs w:val="24"/>
-                <w:highlight w:val="none"/>
-                <w:lang w:eastAsia="fr-FR"/>
-              </w:rPr>
-              <w:t xml:space="preserve">251 637 FCFA </w:t>
-            </w:r>
+            <w:bookmarkStart w:id="0" w:name="_GoBack"/>
+            <w:bookmarkEnd w:id="0"/>
           </w:p>
         </w:tc>
       </w:tr>

--- a/document_templates/CATs/CAT-notification.docx
+++ b/document_templates/CATs/CAT-notification.docx
@@ -3147,7 +3147,33 @@
                 <w:highlight w:val="none"/>
                 <w:lang w:eastAsia="fr-FR"/>
               </w:rPr>
-              <w:t>Dépôt de garantie 20%</w:t>
+              <w:t xml:space="preserve">Dépôt de garantie </w:t>
+            </w:r>
+            <w:r>
+              <w:rPr>
+                <w:rFonts w:hint="default" w:ascii="Times New Roman" w:hAnsi="Times New Roman" w:cs="Times New Roman"/>
+                <w:b/>
+                <w:color w:val="FFC000"/>
+                <w:sz w:val="24"/>
+                <w:szCs w:val="24"/>
+                <w:highlight w:val="none"/>
+                <w:lang w:val="en-US" w:eastAsia="fr-FR"/>
+              </w:rPr>
+              <w:t>${security_deposit_percentage}</w:t>
+            </w:r>
+            <w:bookmarkStart w:id="0" w:name="_GoBack"/>
+            <w:bookmarkEnd w:id="0"/>
+            <w:r>
+              <w:rPr>
+                <w:rFonts w:hint="default" w:ascii="Times New Roman" w:hAnsi="Times New Roman" w:cs="Times New Roman"/>
+                <w:b/>
+                <w:color w:val="FFC000"/>
+                <w:sz w:val="24"/>
+                <w:szCs w:val="24"/>
+                <w:highlight w:val="none"/>
+                <w:lang w:eastAsia="fr-FR"/>
+              </w:rPr>
+              <w:t>%</w:t>
             </w:r>
           </w:p>
         </w:tc>
@@ -3786,8 +3812,6 @@
                 <w:highlight w:val="none"/>
               </w:rPr>
             </w:pPr>
-            <w:bookmarkStart w:id="0" w:name="_GoBack"/>
-            <w:bookmarkEnd w:id="0"/>
           </w:p>
         </w:tc>
       </w:tr>
